--- a/CAP776-MinorProject1_Report.docx
+++ b/CAP776-MinorProject1_Report.docx
@@ -418,7 +418,23 @@
                 <w:sz w:val="28"/>
                 <w:szCs w:val="28"/>
               </w:rPr>
-              <w:t xml:space="preserve">13 August 2026 to </w:t>
+              <w:t>1</w:t>
+            </w:r>
+            <w:r>
+              <w:rPr>
+                <w:rFonts w:ascii="Aptos" w:hAnsi="Aptos" w:eastAsia="Aptos" w:cs="Aptos"/>
+                <w:sz w:val="28"/>
+                <w:szCs w:val="28"/>
+              </w:rPr>
+              <w:t>7</w:t>
+            </w:r>
+            <w:r>
+              <w:rPr>
+                <w:rFonts w:ascii="Aptos" w:hAnsi="Aptos" w:eastAsia="Aptos" w:cs="Aptos"/>
+                <w:sz w:val="28"/>
+                <w:szCs w:val="28"/>
+              </w:rPr>
+              <w:t xml:space="preserve"> August 2026 to </w:t>
             </w:r>
             <w:r>
               <w:rPr>
@@ -487,7 +503,17 @@
                 <w:szCs w:val="28"/>
                 <w:lang w:val="en-US"/>
               </w:rPr>
-              <w:t>26 September 2026</w:t>
+              <w:t>4 October</w:t>
+            </w:r>
+            <w:r>
+              <w:rPr>
+                <w:rFonts w:ascii="Aptos" w:hAnsi="Aptos" w:eastAsia="Aptos" w:cs="Aptos"/>
+                <w:noProof w:val="0"/>
+                <w:sz w:val="28"/>
+                <w:szCs w:val="28"/>
+                <w:lang w:val="en-US"/>
+              </w:rPr>
+              <w:t xml:space="preserve"> 2026</w:t>
             </w:r>
           </w:p>
         </w:tc>
@@ -614,20 +640,22 @@
             <w:vAlign w:val="center"/>
           </w:tcPr>
           <w:p>
-            <w:pPr>
+            <w:pPr/>
+            <w:r>
               <w:rPr>
                 <w:rFonts w:ascii="Aptos" w:hAnsi="Aptos" w:eastAsia="Aptos" w:cs="Aptos"/>
                 <w:sz w:val="24"/>
                 <w:szCs w:val="24"/>
               </w:rPr>
-            </w:pPr>
+              <w:t>3</w:t>
+            </w:r>
             <w:r>
               <w:rPr>
                 <w:rFonts w:ascii="Aptos" w:hAnsi="Aptos" w:eastAsia="Aptos" w:cs="Aptos"/>
                 <w:sz w:val="24"/>
                 <w:szCs w:val="24"/>
               </w:rPr>
-              <w:t>40</w:t>
+              <w:t>6</w:t>
             </w:r>
           </w:p>
         </w:tc>
@@ -668,20 +696,22 @@
             <w:vAlign w:val="center"/>
           </w:tcPr>
           <w:p>
-            <w:pPr>
+            <w:pPr/>
+            <w:r>
               <w:rPr>
                 <w:rFonts w:ascii="Aptos" w:hAnsi="Aptos" w:eastAsia="Aptos" w:cs="Aptos"/>
                 <w:sz w:val="24"/>
                 <w:szCs w:val="24"/>
               </w:rPr>
-            </w:pPr>
+              <w:t>3</w:t>
+            </w:r>
             <w:r>
               <w:rPr>
                 <w:rFonts w:ascii="Aptos" w:hAnsi="Aptos" w:eastAsia="Aptos" w:cs="Aptos"/>
                 <w:sz w:val="24"/>
                 <w:szCs w:val="24"/>
               </w:rPr>
-              <w:t>41</w:t>
+              <w:t>6</w:t>
             </w:r>
           </w:p>
         </w:tc>
@@ -840,14 +870,19 @@
           <w:p>
             <w:pPr>
               <w:pStyle w:val="Normal"/>
-              <w:rPr>
-                <w:rFonts w:ascii="Aptos" w:hAnsi="Aptos" w:eastAsia="Aptos" w:cs="Aptos"/>
+            </w:pPr>
+            <w:r>
+              <w:rPr>
+                <w:rFonts w:ascii="Aptos" w:hAnsi="Aptos" w:eastAsia="Aptos" w:cs="Aptos"/>
+                <w:b w:val="1"/>
+                <w:bCs w:val="1"/>
                 <w:noProof w:val="0"/>
                 <w:sz w:val="24"/>
                 <w:szCs w:val="24"/>
                 <w:lang w:val="en-US"/>
               </w:rPr>
-            </w:pPr>
+              <w:t>380.83 min/day</w:t>
+            </w:r>
             <w:r>
               <w:rPr>
                 <w:rFonts w:ascii="Aptos" w:hAnsi="Aptos" w:eastAsia="Aptos" w:cs="Aptos"/>
@@ -856,7 +891,7 @@
                 <w:szCs w:val="24"/>
                 <w:lang w:val="en-US"/>
               </w:rPr>
-              <w:t>384.15 min/day (6.40 hrs)</w:t>
+              <w:t xml:space="preserve"> (~6.35 hrs)</w:t>
             </w:r>
           </w:p>
         </w:tc>
@@ -907,6 +942,8 @@
           <w:p>
             <w:pPr>
               <w:pStyle w:val="Normal"/>
+            </w:pPr>
+            <w:r>
               <w:rPr>
                 <w:rFonts w:ascii="Aptos" w:hAnsi="Aptos" w:eastAsia="Aptos" w:cs="Aptos"/>
                 <w:noProof w:val="0"/>
@@ -914,16 +951,7 @@
                 <w:szCs w:val="24"/>
                 <w:lang w:val="en-US"/>
               </w:rPr>
-            </w:pPr>
-            <w:r>
-              <w:rPr>
-                <w:rFonts w:ascii="Aptos" w:hAnsi="Aptos" w:eastAsia="Aptos" w:cs="Aptos"/>
-                <w:noProof w:val="0"/>
-                <w:sz w:val="24"/>
-                <w:szCs w:val="24"/>
-                <w:lang w:val="en-US"/>
-              </w:rPr>
-              <w:t>42.80 min/day</w:t>
+              <w:t>41.94 min/day</w:t>
             </w:r>
           </w:p>
         </w:tc>
@@ -974,14 +1002,19 @@
           <w:p>
             <w:pPr>
               <w:pStyle w:val="Normal"/>
-              <w:rPr>
-                <w:rFonts w:ascii="Aptos" w:hAnsi="Aptos" w:eastAsia="Aptos" w:cs="Aptos"/>
+            </w:pPr>
+            <w:r>
+              <w:rPr>
+                <w:rFonts w:ascii="Aptos" w:hAnsi="Aptos" w:eastAsia="Aptos" w:cs="Aptos"/>
+                <w:b w:val="1"/>
+                <w:bCs w:val="1"/>
                 <w:noProof w:val="0"/>
                 <w:sz w:val="24"/>
                 <w:szCs w:val="24"/>
                 <w:lang w:val="en-US"/>
               </w:rPr>
-            </w:pPr>
+              <w:t>123.33 min/day</w:t>
+            </w:r>
             <w:r>
               <w:rPr>
                 <w:rFonts w:ascii="Aptos" w:hAnsi="Aptos" w:eastAsia="Aptos" w:cs="Aptos"/>
@@ -990,7 +1023,7 @@
                 <w:szCs w:val="24"/>
                 <w:lang w:val="en-US"/>
               </w:rPr>
-              <w:t>120.73 min/day</w:t>
+              <w:t xml:space="preserve"> (~2.06 hrs)</w:t>
             </w:r>
           </w:p>
         </w:tc>
@@ -1041,6 +1074,8 @@
           <w:p>
             <w:pPr>
               <w:pStyle w:val="Normal"/>
+            </w:pPr>
+            <w:r>
               <w:rPr>
                 <w:rFonts w:ascii="Aptos" w:hAnsi="Aptos" w:eastAsia="Aptos" w:cs="Aptos"/>
                 <w:noProof w:val="0"/>
@@ -1048,16 +1083,7 @@
                 <w:szCs w:val="24"/>
                 <w:lang w:val="en-US"/>
               </w:rPr>
-            </w:pPr>
-            <w:r>
-              <w:rPr>
-                <w:rFonts w:ascii="Aptos" w:hAnsi="Aptos" w:eastAsia="Aptos" w:cs="Aptos"/>
-                <w:noProof w:val="0"/>
-                <w:sz w:val="24"/>
-                <w:szCs w:val="24"/>
-                <w:lang w:val="en-US"/>
-              </w:rPr>
-              <w:t>35.85 min/day</w:t>
+              <w:t>34.44 min/day</w:t>
             </w:r>
           </w:p>
         </w:tc>
@@ -1108,6 +1134,8 @@
           <w:p>
             <w:pPr>
               <w:pStyle w:val="Normal"/>
+            </w:pPr>
+            <w:r>
               <w:rPr>
                 <w:rFonts w:ascii="Aptos" w:hAnsi="Aptos" w:eastAsia="Aptos" w:cs="Aptos"/>
                 <w:noProof w:val="0"/>
@@ -1115,16 +1143,7 @@
                 <w:szCs w:val="24"/>
                 <w:lang w:val="en-US"/>
               </w:rPr>
-            </w:pPr>
-            <w:r>
-              <w:rPr>
-                <w:rFonts w:ascii="Aptos" w:hAnsi="Aptos" w:eastAsia="Aptos" w:cs="Aptos"/>
-                <w:noProof w:val="0"/>
-                <w:sz w:val="24"/>
-                <w:szCs w:val="24"/>
-                <w:lang w:val="en-US"/>
-              </w:rPr>
-              <w:t>173.90 min/day</w:t>
+              <w:t>176.39 min/day</w:t>
             </w:r>
           </w:p>
         </w:tc>
@@ -1175,6 +1194,8 @@
           <w:p>
             <w:pPr>
               <w:pStyle w:val="Normal"/>
+            </w:pPr>
+            <w:r>
               <w:rPr>
                 <w:rFonts w:ascii="Aptos" w:hAnsi="Aptos" w:eastAsia="Aptos" w:cs="Aptos"/>
                 <w:noProof w:val="0"/>
@@ -1182,16 +1203,7 @@
                 <w:szCs w:val="24"/>
                 <w:lang w:val="en-US"/>
               </w:rPr>
-            </w:pPr>
-            <w:r>
-              <w:rPr>
-                <w:rFonts w:ascii="Aptos" w:hAnsi="Aptos" w:eastAsia="Aptos" w:cs="Aptos"/>
-                <w:noProof w:val="0"/>
-                <w:sz w:val="24"/>
-                <w:szCs w:val="24"/>
-                <w:lang w:val="en-US"/>
-              </w:rPr>
-              <w:t>185.85 min/day</w:t>
+              <w:t>185.00 min/day</w:t>
             </w:r>
           </w:p>
         </w:tc>
@@ -1258,6 +1270,8 @@
           <w:p>
             <w:pPr>
               <w:pStyle w:val="Normal"/>
+            </w:pPr>
+            <w:r>
               <w:rPr>
                 <w:rFonts w:ascii="Aptos" w:hAnsi="Aptos" w:eastAsia="Aptos" w:cs="Aptos"/>
                 <w:noProof w:val="0"/>
@@ -1265,16 +1279,7 @@
                 <w:szCs w:val="24"/>
                 <w:lang w:val="en-US"/>
               </w:rPr>
-            </w:pPr>
-            <w:r>
-              <w:rPr>
-                <w:rFonts w:ascii="Aptos" w:hAnsi="Aptos" w:eastAsia="Aptos" w:cs="Aptos"/>
-                <w:noProof w:val="0"/>
-                <w:sz w:val="24"/>
-                <w:szCs w:val="24"/>
-                <w:lang w:val="en-US"/>
-              </w:rPr>
-              <w:t>496.71 min/day</w:t>
+              <w:t>498.06 min/day</w:t>
             </w:r>
           </w:p>
         </w:tc>
@@ -1584,7 +1589,15 @@
                 <w:sz w:val="22"/>
                 <w:szCs w:val="22"/>
               </w:rPr>
-              <w:t>0.68</w:t>
+              <w:t>0.6</w:t>
+            </w:r>
+            <w:r>
+              <w:rPr>
+                <w:rFonts w:ascii="Aptos" w:hAnsi="Aptos" w:eastAsia="Aptos" w:cs="Aptos"/>
+                <w:sz w:val="22"/>
+                <w:szCs w:val="22"/>
+              </w:rPr>
+              <w:t>7</w:t>
             </w:r>
           </w:p>
         </w:tc>
@@ -1712,7 +1725,15 @@
                 <w:sz w:val="22"/>
                 <w:szCs w:val="22"/>
               </w:rPr>
-              <w:t>35.85</w:t>
+              <w:t>3</w:t>
+            </w:r>
+            <w:r>
+              <w:rPr>
+                <w:rFonts w:ascii="Aptos" w:hAnsi="Aptos" w:eastAsia="Aptos" w:cs="Aptos"/>
+                <w:sz w:val="22"/>
+                <w:szCs w:val="22"/>
+              </w:rPr>
+              <w:t>4.44</w:t>
             </w:r>
             <w:r>
               <w:rPr>
@@ -1848,7 +1869,39 @@
                 <w:sz w:val="22"/>
                 <w:szCs w:val="22"/>
               </w:rPr>
-              <w:t>294.63</w:t>
+              <w:t>29</w:t>
+            </w:r>
+            <w:r>
+              <w:rPr>
+                <w:rFonts w:ascii="Aptos" w:hAnsi="Aptos" w:eastAsia="Aptos" w:cs="Aptos"/>
+                <w:sz w:val="22"/>
+                <w:szCs w:val="22"/>
+              </w:rPr>
+              <w:t>9</w:t>
+            </w:r>
+            <w:r>
+              <w:rPr>
+                <w:rFonts w:ascii="Aptos" w:hAnsi="Aptos" w:eastAsia="Aptos" w:cs="Aptos"/>
+                <w:sz w:val="22"/>
+                <w:szCs w:val="22"/>
+              </w:rPr>
+              <w:t>.</w:t>
+            </w:r>
+            <w:r>
+              <w:rPr>
+                <w:rFonts w:ascii="Aptos" w:hAnsi="Aptos" w:eastAsia="Aptos" w:cs="Aptos"/>
+                <w:sz w:val="22"/>
+                <w:szCs w:val="22"/>
+              </w:rPr>
+              <w:t>7</w:t>
+            </w:r>
+            <w:r>
+              <w:rPr>
+                <w:rFonts w:ascii="Aptos" w:hAnsi="Aptos" w:eastAsia="Aptos" w:cs="Aptos"/>
+                <w:sz w:val="22"/>
+                <w:szCs w:val="22"/>
+              </w:rPr>
+              <w:t>2</w:t>
             </w:r>
             <w:r>
               <w:rPr>
@@ -1994,7 +2047,7 @@
                 <w:sz w:val="22"/>
                 <w:szCs w:val="22"/>
               </w:rPr>
-              <w:t>42.80</w:t>
+              <w:t>4</w:t>
             </w:r>
             <w:r>
               <w:rPr>
@@ -2002,7 +2055,15 @@
                 <w:sz w:val="22"/>
                 <w:szCs w:val="22"/>
               </w:rPr>
-              <w:t xml:space="preserve"> min/day</w:t>
+              <w:t xml:space="preserve">1.94 </w:t>
+            </w:r>
+            <w:r>
+              <w:rPr>
+                <w:rFonts w:ascii="Aptos" w:hAnsi="Aptos" w:eastAsia="Aptos" w:cs="Aptos"/>
+                <w:sz w:val="22"/>
+                <w:szCs w:val="22"/>
+              </w:rPr>
+              <w:t>min/day</w:t>
             </w:r>
           </w:p>
         </w:tc>
@@ -2130,7 +2191,39 @@
                 <w:sz w:val="22"/>
                 <w:szCs w:val="22"/>
               </w:rPr>
-              <w:t>384.15</w:t>
+              <w:t>38</w:t>
+            </w:r>
+            <w:r>
+              <w:rPr>
+                <w:rFonts w:ascii="Aptos" w:hAnsi="Aptos" w:eastAsia="Aptos" w:cs="Aptos"/>
+                <w:sz w:val="22"/>
+                <w:szCs w:val="22"/>
+              </w:rPr>
+              <w:t>0</w:t>
+            </w:r>
+            <w:r>
+              <w:rPr>
+                <w:rFonts w:ascii="Aptos" w:hAnsi="Aptos" w:eastAsia="Aptos" w:cs="Aptos"/>
+                <w:sz w:val="22"/>
+                <w:szCs w:val="22"/>
+              </w:rPr>
+              <w:t>.</w:t>
+            </w:r>
+            <w:r>
+              <w:rPr>
+                <w:rFonts w:ascii="Aptos" w:hAnsi="Aptos" w:eastAsia="Aptos" w:cs="Aptos"/>
+                <w:sz w:val="22"/>
+                <w:szCs w:val="22"/>
+              </w:rPr>
+              <w:t>8</w:t>
+            </w:r>
+            <w:r>
+              <w:rPr>
+                <w:rFonts w:ascii="Aptos" w:hAnsi="Aptos" w:eastAsia="Aptos" w:cs="Aptos"/>
+                <w:sz w:val="22"/>
+                <w:szCs w:val="22"/>
+              </w:rPr>
+              <w:t>3</w:t>
             </w:r>
             <w:r>
               <w:rPr>
@@ -2266,7 +2359,31 @@
                 <w:sz w:val="22"/>
                 <w:szCs w:val="22"/>
               </w:rPr>
-              <w:t>496.71</w:t>
+              <w:t>49</w:t>
+            </w:r>
+            <w:r>
+              <w:rPr>
+                <w:rFonts w:ascii="Aptos" w:hAnsi="Aptos" w:eastAsia="Aptos" w:cs="Aptos"/>
+                <w:sz w:val="22"/>
+                <w:szCs w:val="22"/>
+              </w:rPr>
+              <w:t>8</w:t>
+            </w:r>
+            <w:r>
+              <w:rPr>
+                <w:rFonts w:ascii="Aptos" w:hAnsi="Aptos" w:eastAsia="Aptos" w:cs="Aptos"/>
+                <w:sz w:val="22"/>
+                <w:szCs w:val="22"/>
+              </w:rPr>
+              <w:t>.</w:t>
+            </w:r>
+            <w:r>
+              <w:rPr>
+                <w:rFonts w:ascii="Aptos" w:hAnsi="Aptos" w:eastAsia="Aptos" w:cs="Aptos"/>
+                <w:sz w:val="22"/>
+                <w:szCs w:val="22"/>
+              </w:rPr>
+              <w:t>06</w:t>
             </w:r>
             <w:r>
               <w:rPr>
@@ -2410,7 +2527,39 @@
                 <w:sz w:val="22"/>
                 <w:szCs w:val="22"/>
               </w:rPr>
-              <w:t>943.29</w:t>
+              <w:t>94</w:t>
+            </w:r>
+            <w:r>
+              <w:rPr>
+                <w:rFonts w:ascii="Aptos" w:hAnsi="Aptos" w:eastAsia="Aptos" w:cs="Aptos"/>
+                <w:sz w:val="22"/>
+                <w:szCs w:val="22"/>
+              </w:rPr>
+              <w:t>1</w:t>
+            </w:r>
+            <w:r>
+              <w:rPr>
+                <w:rFonts w:ascii="Aptos" w:hAnsi="Aptos" w:eastAsia="Aptos" w:cs="Aptos"/>
+                <w:sz w:val="22"/>
+                <w:szCs w:val="22"/>
+              </w:rPr>
+              <w:t>.</w:t>
+            </w:r>
+            <w:r>
+              <w:rPr>
+                <w:rFonts w:ascii="Aptos" w:hAnsi="Aptos" w:eastAsia="Aptos" w:cs="Aptos"/>
+                <w:sz w:val="22"/>
+                <w:szCs w:val="22"/>
+              </w:rPr>
+              <w:t>9</w:t>
+            </w:r>
+            <w:r>
+              <w:rPr>
+                <w:rFonts w:ascii="Aptos" w:hAnsi="Aptos" w:eastAsia="Aptos" w:cs="Aptos"/>
+                <w:sz w:val="22"/>
+                <w:szCs w:val="22"/>
+              </w:rPr>
+              <w:t>4</w:t>
             </w:r>
             <w:r>
               <w:rPr>
@@ -2530,7 +2679,15 @@
                 <w:sz w:val="22"/>
                 <w:szCs w:val="22"/>
               </w:rPr>
-              <w:t>3.65</w:t>
+              <w:t>3.</w:t>
+            </w:r>
+            <w:r>
+              <w:rPr>
+                <w:rFonts w:ascii="Aptos" w:hAnsi="Aptos" w:eastAsia="Aptos" w:cs="Aptos"/>
+                <w:sz w:val="22"/>
+                <w:szCs w:val="22"/>
+              </w:rPr>
+              <w:t>59</w:t>
             </w:r>
             <w:r>
               <w:rPr>
@@ -2650,7 +2807,15 @@
                 <w:sz w:val="22"/>
                 <w:szCs w:val="22"/>
               </w:rPr>
-              <w:t xml:space="preserve">102.50 </w:t>
+              <w:t>100</w:t>
+            </w:r>
+            <w:r>
+              <w:rPr>
+                <w:rFonts w:ascii="Aptos" w:hAnsi="Aptos" w:eastAsia="Aptos" w:cs="Aptos"/>
+                <w:sz w:val="22"/>
+                <w:szCs w:val="22"/>
+              </w:rPr>
+              <w:t xml:space="preserve"> </w:t>
             </w:r>
             <w:r>
               <w:rPr>
@@ -2883,13 +3048,6 @@
           <w:p>
             <w:pPr>
               <w:pStyle w:val="Normal"/>
-              <w:rPr>
-                <w:rFonts w:ascii="Aptos" w:hAnsi="Aptos" w:eastAsia="Aptos" w:cs="Aptos"/>
-                <w:noProof w:val="0"/>
-                <w:sz w:val="28"/>
-                <w:szCs w:val="28"/>
-                <w:lang w:val="en-US"/>
-              </w:rPr>
             </w:pPr>
             <w:r>
               <w:rPr>
@@ -2911,7 +3069,17 @@
                 <w:szCs w:val="28"/>
                 <w:lang w:val="en-US"/>
               </w:rPr>
-              <w:t xml:space="preserve"> Days with higher sleep duration consistently yielded higher subjective energy levels (5/5) during morning and evening routines.</w:t>
+              <w:t xml:space="preserve"> </w:t>
+            </w:r>
+            <w:r>
+              <w:rPr>
+                <w:rFonts w:ascii="Aptos" w:hAnsi="Aptos" w:eastAsia="Aptos" w:cs="Aptos"/>
+                <w:noProof w:val="0"/>
+                <w:sz w:val="28"/>
+                <w:szCs w:val="28"/>
+                <w:lang w:val="en-US"/>
+              </w:rPr>
+              <w:t>Days with higher sleep duration (~6.35 hrs) consistently yielded higher subjective energy levels during daily routines.</w:t>
             </w:r>
           </w:p>
         </w:tc>
@@ -2978,13 +3146,6 @@
           <w:p>
             <w:pPr>
               <w:pStyle w:val="Normal"/>
-              <w:rPr>
-                <w:rFonts w:ascii="Aptos" w:hAnsi="Aptos" w:eastAsia="Aptos" w:cs="Aptos"/>
-                <w:noProof w:val="0"/>
-                <w:sz w:val="28"/>
-                <w:szCs w:val="28"/>
-                <w:lang w:val="en-US"/>
-              </w:rPr>
             </w:pPr>
             <w:r>
               <w:rPr>
@@ -3006,7 +3167,17 @@
                 <w:szCs w:val="28"/>
                 <w:lang w:val="en-US"/>
               </w:rPr>
-              <w:t xml:space="preserve"> Higher dedicated study time correlated directly with a higher overall satisfaction rating (4/5 or 5/5) on academic days.</w:t>
+              <w:t xml:space="preserve"> </w:t>
+            </w:r>
+            <w:r>
+              <w:rPr>
+                <w:rFonts w:ascii="Aptos" w:hAnsi="Aptos" w:eastAsia="Aptos" w:cs="Aptos"/>
+                <w:noProof w:val="0"/>
+                <w:sz w:val="28"/>
+                <w:szCs w:val="28"/>
+                <w:lang w:val="en-US"/>
+              </w:rPr>
+              <w:t>Dedicated academic study and class attendance (299.72 min/day) correlated directly with higher overall daily satisfaction ratings</w:t>
             </w:r>
           </w:p>
         </w:tc>
@@ -3073,13 +3244,6 @@
           <w:p>
             <w:pPr>
               <w:pStyle w:val="Normal"/>
-              <w:rPr>
-                <w:rFonts w:ascii="Aptos" w:hAnsi="Aptos" w:eastAsia="Aptos" w:cs="Aptos"/>
-                <w:noProof w:val="0"/>
-                <w:sz w:val="28"/>
-                <w:szCs w:val="28"/>
-                <w:lang w:val="en-US"/>
-              </w:rPr>
             </w:pPr>
             <w:r>
               <w:rPr>
@@ -3101,7 +3265,17 @@
                 <w:szCs w:val="28"/>
                 <w:lang w:val="en-US"/>
               </w:rPr>
-              <w:t xml:space="preserve"> Practical coding sessions (avg 35.85 min) maintained consistent daily energy without causing exhaustion or drop in daily feeling scores.</w:t>
+              <w:t xml:space="preserve"> </w:t>
+            </w:r>
+            <w:r>
+              <w:rPr>
+                <w:rFonts w:ascii="Aptos" w:hAnsi="Aptos" w:eastAsia="Aptos" w:cs="Aptos"/>
+                <w:noProof w:val="0"/>
+                <w:sz w:val="28"/>
+                <w:szCs w:val="28"/>
+                <w:lang w:val="en-US"/>
+              </w:rPr>
+              <w:t>Practical coding sessions (avg 34.44 min/day) maintained consistent daily energy without causing exhaustion.</w:t>
             </w:r>
           </w:p>
         </w:tc>
@@ -3191,13 +3365,6 @@
           <w:p>
             <w:pPr>
               <w:pStyle w:val="Normal"/>
-              <w:rPr>
-                <w:rFonts w:ascii="Aptos" w:hAnsi="Aptos" w:eastAsia="Aptos" w:cs="Aptos"/>
-                <w:noProof w:val="0"/>
-                <w:sz w:val="28"/>
-                <w:szCs w:val="28"/>
-                <w:lang w:val="en-US"/>
-              </w:rPr>
             </w:pPr>
             <w:r>
               <w:rPr>
@@ -3219,7 +3386,17 @@
                 <w:szCs w:val="28"/>
                 <w:lang w:val="en-US"/>
               </w:rPr>
-              <w:t xml:space="preserve"> Engaging in 40–60 minutes of workout/walk significantly boosted daily satisfaction scores.</w:t>
+              <w:t xml:space="preserve"> </w:t>
+            </w:r>
+            <w:r>
+              <w:rPr>
+                <w:rFonts w:ascii="Aptos" w:hAnsi="Aptos" w:eastAsia="Aptos" w:cs="Aptos"/>
+                <w:noProof w:val="0"/>
+                <w:sz w:val="28"/>
+                <w:szCs w:val="28"/>
+                <w:lang w:val="en-US"/>
+              </w:rPr>
+              <w:t>Engaging in 40–60 minutes of workout or walking significantly boosted daily satisfaction scores.</w:t>
             </w:r>
           </w:p>
         </w:tc>
@@ -3309,13 +3486,6 @@
           <w:p>
             <w:pPr>
               <w:pStyle w:val="Normal"/>
-              <w:rPr>
-                <w:rFonts w:ascii="Aptos" w:hAnsi="Aptos" w:eastAsia="Aptos" w:cs="Aptos"/>
-                <w:noProof w:val="0"/>
-                <w:sz w:val="28"/>
-                <w:szCs w:val="28"/>
-                <w:lang w:val="en-US"/>
-              </w:rPr>
             </w:pPr>
             <w:r>
               <w:rPr>
@@ -3337,7 +3507,17 @@
                 <w:szCs w:val="28"/>
                 <w:lang w:val="en-US"/>
               </w:rPr>
-              <w:t xml:space="preserve"> Days with excessive unaccounted free time (&gt;550$ min) reflected a noticeable drop in daily feeling scores.</w:t>
+              <w:t xml:space="preserve"> </w:t>
+            </w:r>
+            <w:r>
+              <w:rPr>
+                <w:rFonts w:ascii="Aptos" w:hAnsi="Aptos" w:eastAsia="Aptos" w:cs="Aptos"/>
+                <w:noProof w:val="0"/>
+                <w:sz w:val="28"/>
+                <w:szCs w:val="28"/>
+                <w:lang w:val="en-US"/>
+              </w:rPr>
+              <w:t>Days with excessive unaccounted free time (&gt;500 min) reflected a noticeable drop in daily feeling scores</w:t>
             </w:r>
           </w:p>
         </w:tc>
@@ -3384,7 +3564,27 @@
           <w:szCs w:val="22"/>
           <w:lang w:val="en-US"/>
         </w:rPr>
-        <w:t>Looking at my daily records over the last 41 days, I noticed a few clear patterns in how I spend my time and how it affects my mood:</w:t>
+        <w:t xml:space="preserve">Looking at my daily records over the last </w:t>
+      </w:r>
+      <w:r>
+        <w:rPr>
+          <w:rFonts w:ascii="Aptos" w:hAnsi="Aptos" w:eastAsia="Aptos" w:cs="Aptos"/>
+          <w:noProof w:val="0"/>
+          <w:sz w:val="22"/>
+          <w:szCs w:val="22"/>
+          <w:lang w:val="en-US"/>
+        </w:rPr>
+        <w:t>37</w:t>
+      </w:r>
+      <w:r>
+        <w:rPr>
+          <w:rFonts w:ascii="Aptos" w:hAnsi="Aptos" w:eastAsia="Aptos" w:cs="Aptos"/>
+          <w:noProof w:val="0"/>
+          <w:sz w:val="22"/>
+          <w:szCs w:val="22"/>
+          <w:lang w:val="en-US"/>
+        </w:rPr>
+        <w:t xml:space="preserve"> days, I noticed a few clear patterns in how I spend my time and how it affects my mood:</w:t>
       </w:r>
     </w:p>
     <w:p>
